--- a/Lab2_report.docx
+++ b/Lab2_report.docx
@@ -238,9 +238,9 @@
                             <a:avLst/>
                             <a:gdLst>
                               <a:gd name="textAreaLeft" fmla="*/ 0 w 3390840"/>
-                              <a:gd name="textAreaRight" fmla="*/ 3391560 w 3390840"/>
+                              <a:gd name="textAreaRight" fmla="*/ 3391920 w 3390840"/>
                               <a:gd name="textAreaTop" fmla="*/ 0 h 21600"/>
-                              <a:gd name="textAreaBottom" fmla="*/ 22320 h 21600"/>
+                              <a:gd name="textAreaBottom" fmla="*/ 22680 h 21600"/>
                             </a:gdLst>
                             <a:ahLst/>
                             <a:rect l="textAreaLeft" t="textAreaTop" r="textAreaRight" b="textAreaBottom"/>
@@ -428,9 +428,9 @@
                             <a:avLst/>
                             <a:gdLst>
                               <a:gd name="textAreaLeft" fmla="*/ 0 w 3390840"/>
-                              <a:gd name="textAreaRight" fmla="*/ 3391560 w 3390840"/>
+                              <a:gd name="textAreaRight" fmla="*/ 3391920 w 3390840"/>
                               <a:gd name="textAreaTop" fmla="*/ 0 h 21600"/>
-                              <a:gd name="textAreaBottom" fmla="*/ 22320 h 21600"/>
+                              <a:gd name="textAreaBottom" fmla="*/ 22680 h 21600"/>
                             </a:gdLst>
                             <a:ahLst/>
                             <a:rect l="textAreaLeft" t="textAreaTop" r="textAreaRight" b="textAreaBottom"/>
@@ -611,9 +611,9 @@
                             <a:avLst/>
                             <a:gdLst>
                               <a:gd name="textAreaLeft" fmla="*/ 0 w 3390840"/>
-                              <a:gd name="textAreaRight" fmla="*/ 3391560 w 3390840"/>
+                              <a:gd name="textAreaRight" fmla="*/ 3391920 w 3390840"/>
                               <a:gd name="textAreaTop" fmla="*/ 0 h 21600"/>
-                              <a:gd name="textAreaBottom" fmla="*/ 22320 h 21600"/>
+                              <a:gd name="textAreaBottom" fmla="*/ 22680 h 21600"/>
                             </a:gdLst>
                             <a:ahLst/>
                             <a:rect l="textAreaLeft" t="textAreaTop" r="textAreaRight" b="textAreaBottom"/>
@@ -787,9 +787,9 @@
                             <a:avLst/>
                             <a:gdLst>
                               <a:gd name="textAreaLeft" fmla="*/ 0 w 3390840"/>
-                              <a:gd name="textAreaRight" fmla="*/ 3391560 w 3390840"/>
+                              <a:gd name="textAreaRight" fmla="*/ 3391920 w 3390840"/>
                               <a:gd name="textAreaTop" fmla="*/ 0 h 21600"/>
-                              <a:gd name="textAreaBottom" fmla="*/ 22320 h 21600"/>
+                              <a:gd name="textAreaBottom" fmla="*/ 22680 h 21600"/>
                             </a:gdLst>
                             <a:ahLst/>
                             <a:rect l="textAreaLeft" t="textAreaTop" r="textAreaRight" b="textAreaBottom"/>
@@ -990,9 +990,9 @@
                             <a:avLst/>
                             <a:gdLst>
                               <a:gd name="textAreaLeft" fmla="*/ 0 w 3390840"/>
-                              <a:gd name="textAreaRight" fmla="*/ 3391560 w 3390840"/>
+                              <a:gd name="textAreaRight" fmla="*/ 3391920 w 3390840"/>
                               <a:gd name="textAreaTop" fmla="*/ 0 h 21600"/>
-                              <a:gd name="textAreaBottom" fmla="*/ 22320 h 21600"/>
+                              <a:gd name="textAreaBottom" fmla="*/ 22680 h 21600"/>
                             </a:gdLst>
                             <a:ahLst/>
                             <a:rect l="textAreaLeft" t="textAreaTop" r="textAreaRight" b="textAreaBottom"/>
@@ -1619,15 +1619,7 @@
       </w:r>
       <w:r>
         <w:rPr/>
-        <w:t xml:space="preserve"> O (</w:t>
-      </w:r>
-      <w:r>
-        <w:rPr/>
-        <w:t>|</w:t>
-      </w:r>
-      <w:r>
-        <w:rPr/>
-        <w:t xml:space="preserve">V| + |E|) log |V|) </w:t>
+        <w:t xml:space="preserve"> O (|V| + |E|) log |V|) </w:t>
       </w:r>
     </w:p>
     <w:p>
@@ -2543,6 +2535,7 @@
         <w:shd w:val="clear" w:color="auto" w:fill="FFFFFF"/>
         <w:suppressAutoHyphens w:val="false"/>
         <w:spacing w:beforeAutospacing="1" w:afterAutospacing="1"/>
+        <w:ind w:hanging="0" w:start="0"/>
         <w:outlineLvl w:val="3"/>
         <w:rPr>
           <w:rFonts w:ascii="Segoe UI" w:hAnsi="Segoe UI" w:eastAsia="Times New Roman" w:cs="Segoe UI"/>
@@ -4601,15 +4594,11 @@
               <wp:inline distT="0" distB="0" distL="0" distR="0">
                 <wp:extent cx="6120130" cy="9525"/>
                 <wp:effectExtent l="0" t="0" r="0" b="304800"/>
-                <wp:docPr id="11" name=""/>
+                <wp:docPr id="11" name="Shape8"/>
                 <a:graphic xmlns:a="http://schemas.openxmlformats.org/drawingml/2006/main">
                   <a:graphicData uri="http://schemas.microsoft.com/office/word/2010/wordprocessingShape">
                     <wps:wsp>
                       <wps:cNvSpPr/>
-                      <wps:nvSpPr>
-                        <wps:cNvPr id="12" name=""/>
-                        <wps:cNvSpPr/>
-                      </wps:nvSpPr>
                       <wps:spPr>
                         <a:xfrm>
                           <a:off x="0" y="0"/>
@@ -4625,6 +4614,12 @@
                           <a:noFill/>
                         </a:ln>
                       </wps:spPr>
+                      <wps:style>
+                        <a:lnRef idx="0"/>
+                        <a:fillRef idx="0"/>
+                        <a:effectRef idx="0"/>
+                        <a:fontRef idx="minor"/>
+                      </wps:style>
                       <wps:bodyPr/>
                     </wps:wsp>
                   </a:graphicData>
@@ -4637,10 +4632,10 @@
           </mc:Choice>
           <mc:Fallback>
             <w:pict>
-              <v:rect id="shape_0" fillcolor="#404040" stroked="f" o:allowincell="f" style="position:absolute;margin-left:0pt;margin-top:-24.8pt;width:481.85pt;height:0.7pt;mso-wrap-style:none;v-text-anchor:middle;mso-position-horizontal:center;mso-position-vertical:top">
+              <v:rect id="shape_0" ID="Shape8" path="m0,0l-2147483645,0l-2147483645,-2147483646l0,-2147483646xe" fillcolor="#404040" stroked="f" o:allowincell="f" style="position:absolute;margin-left:0pt;margin-top:-24.8pt;width:481.85pt;height:0.7pt;mso-wrap-style:none;v-text-anchor:middle;mso-position-vertical:top">
                 <v:fill o:detectmouseclick="t" type="solid" color2="#bfbfbf"/>
                 <v:stroke color="#3465a4" joinstyle="round" endcap="flat"/>
-                <w10:wrap type="topAndBottom"/>
+                <w10:wrap type="square"/>
               </v:rect>
             </w:pict>
           </mc:Fallback>
@@ -4657,6 +4652,7 @@
         <w:shd w:val="clear" w:color="auto" w:fill="FFFFFF"/>
         <w:suppressAutoHyphens w:val="false"/>
         <w:spacing w:beforeAutospacing="1" w:afterAutospacing="1"/>
+        <w:ind w:hanging="0" w:start="0"/>
         <w:outlineLvl w:val="3"/>
         <w:rPr>
           <w:rFonts w:ascii="Segoe UI" w:hAnsi="Segoe UI" w:eastAsia="Times New Roman" w:cs="Segoe UI"/>
@@ -4688,6 +4684,7 @@
         <w:shd w:val="clear" w:color="auto" w:fill="FFFFFF"/>
         <w:suppressAutoHyphens w:val="false"/>
         <w:spacing w:beforeAutospacing="1" w:afterAutospacing="1"/>
+        <w:ind w:hanging="0" w:start="0"/>
         <w:outlineLvl w:val="3"/>
         <w:rPr>
           <w:rFonts w:ascii="Segoe UI" w:hAnsi="Segoe UI" w:eastAsia="Times New Roman" w:cs="Segoe UI"/>
@@ -4719,6 +4716,7 @@
         <w:shd w:val="clear" w:color="auto" w:fill="FFFFFF"/>
         <w:suppressAutoHyphens w:val="false"/>
         <w:spacing w:beforeAutospacing="1" w:afterAutospacing="1"/>
+        <w:ind w:hanging="0" w:start="0"/>
         <w:outlineLvl w:val="3"/>
         <w:rPr>
           <w:rFonts w:ascii="Segoe UI" w:hAnsi="Segoe UI" w:eastAsia="Times New Roman" w:cs="Segoe UI"/>
@@ -4750,6 +4748,7 @@
         <w:shd w:val="clear" w:color="auto" w:fill="FFFFFF"/>
         <w:suppressAutoHyphens w:val="false"/>
         <w:spacing w:beforeAutospacing="1" w:afterAutospacing="1"/>
+        <w:ind w:hanging="0" w:start="0"/>
         <w:outlineLvl w:val="3"/>
         <w:rPr>
           <w:rFonts w:ascii="Segoe UI" w:hAnsi="Segoe UI" w:eastAsia="Times New Roman" w:cs="Segoe UI"/>
@@ -4781,6 +4780,7 @@
         <w:shd w:val="clear" w:color="auto" w:fill="FFFFFF"/>
         <w:suppressAutoHyphens w:val="false"/>
         <w:spacing w:beforeAutospacing="1" w:afterAutospacing="1"/>
+        <w:ind w:hanging="0" w:start="0"/>
         <w:outlineLvl w:val="3"/>
         <w:rPr>
           <w:rFonts w:ascii="Segoe UI" w:hAnsi="Segoe UI" w:eastAsia="Times New Roman" w:cs="Segoe UI"/>
@@ -4812,6 +4812,7 @@
         <w:shd w:val="clear" w:color="auto" w:fill="FFFFFF"/>
         <w:suppressAutoHyphens w:val="false"/>
         <w:spacing w:beforeAutospacing="1" w:afterAutospacing="1"/>
+        <w:ind w:hanging="0" w:start="0"/>
         <w:outlineLvl w:val="3"/>
         <w:rPr>
           <w:rFonts w:ascii="Segoe UI" w:hAnsi="Segoe UI" w:eastAsia="Times New Roman" w:cs="Segoe UI"/>
@@ -4843,6 +4844,7 @@
         <w:shd w:val="clear" w:color="auto" w:fill="FFFFFF"/>
         <w:suppressAutoHyphens w:val="false"/>
         <w:spacing w:beforeAutospacing="1" w:afterAutospacing="1"/>
+        <w:ind w:hanging="0" w:start="0"/>
         <w:outlineLvl w:val="3"/>
         <w:rPr>
           <w:rFonts w:ascii="Segoe UI" w:hAnsi="Segoe UI" w:eastAsia="Times New Roman" w:cs="Segoe UI"/>
@@ -6851,15 +6853,11 @@
               <wp:inline distT="0" distB="0" distL="0" distR="0">
                 <wp:extent cx="6120130" cy="9525"/>
                 <wp:effectExtent l="0" t="0" r="0" b="304800"/>
-                <wp:docPr id="13" name=""/>
+                <wp:docPr id="12" name="Shape9"/>
                 <a:graphic xmlns:a="http://schemas.openxmlformats.org/drawingml/2006/main">
                   <a:graphicData uri="http://schemas.microsoft.com/office/word/2010/wordprocessingShape">
                     <wps:wsp>
                       <wps:cNvSpPr/>
-                      <wps:nvSpPr>
-                        <wps:cNvPr id="14" name=""/>
-                        <wps:cNvSpPr/>
-                      </wps:nvSpPr>
                       <wps:spPr>
                         <a:xfrm>
                           <a:off x="0" y="0"/>
@@ -6875,6 +6873,12 @@
                           <a:noFill/>
                         </a:ln>
                       </wps:spPr>
+                      <wps:style>
+                        <a:lnRef idx="0"/>
+                        <a:fillRef idx="0"/>
+                        <a:effectRef idx="0"/>
+                        <a:fontRef idx="minor"/>
+                      </wps:style>
                       <wps:bodyPr/>
                     </wps:wsp>
                   </a:graphicData>
@@ -6887,10 +6891,10 @@
           </mc:Choice>
           <mc:Fallback>
             <w:pict>
-              <v:rect id="shape_0" fillcolor="#404040" stroked="f" o:allowincell="f" style="position:absolute;margin-left:0pt;margin-top:-24.8pt;width:481.85pt;height:0.7pt;mso-wrap-style:none;v-text-anchor:middle;mso-position-horizontal:center;mso-position-vertical:top">
+              <v:rect id="shape_0" ID="Shape9" path="m0,0l-2147483645,0l-2147483645,-2147483646l0,-2147483646xe" fillcolor="#404040" stroked="f" o:allowincell="f" style="position:absolute;margin-left:0pt;margin-top:-24.8pt;width:481.85pt;height:0.7pt;mso-wrap-style:none;v-text-anchor:middle;mso-position-vertical:top">
                 <v:fill o:detectmouseclick="t" type="solid" color2="#bfbfbf"/>
                 <v:stroke color="#3465a4" joinstyle="round" endcap="flat"/>
-                <w10:wrap type="topAndBottom"/>
+                <w10:wrap type="square"/>
               </v:rect>
             </w:pict>
           </mc:Fallback>
@@ -7246,7 +7250,12 @@
         </w:rPr>
       </w:pPr>
       <w:r>
-        <w:rPr/>
+        <w:rPr>
+          <w:rFonts w:eastAsia="Times New Roman" w:cs="Segoe UI" w:ascii="Segoe UI" w:hAnsi="Segoe UI"/>
+          <w:color w:val="404040"/>
+          <w:kern w:val="0"/>
+          <w:lang w:eastAsia="en-US" w:bidi="ar-SA"/>
+        </w:rPr>
       </w:r>
     </w:p>
     <w:p>
@@ -7932,10 +7941,63 @@
         <w:t xml:space="preserve">The frequency of path queries </w:t>
       </w:r>
     </w:p>
+    <w:p>
+      <w:pPr>
+        <w:pStyle w:val="Heading2"/>
+        <w:keepNext w:val="true"/>
+        <w:widowControl/>
+        <w:suppressAutoHyphens w:val="true"/>
+        <w:bidi w:val="0"/>
+        <w:jc w:val="start"/>
+        <w:rPr>
+          <w:rFonts w:cs="Noto Sans Devanagari"/>
+          <w:color w:val="2A6099"/>
+          <w:kern w:val="2"/>
+          <w:lang w:val="en-US" w:eastAsia="zh-CN" w:bidi="hi-IN"/>
+        </w:rPr>
+      </w:pPr>
+      <w:r>
+        <w:rPr>
+          <w:rFonts w:cs="Noto Sans Devanagari"/>
+          <w:color w:val="2A6099"/>
+          <w:kern w:val="2"/>
+          <w:lang w:val="en-US" w:eastAsia="zh-CN" w:bidi="hi-IN"/>
+        </w:rPr>
+        <w:t>GitHub Repo</w:t>
+      </w:r>
+    </w:p>
+    <w:p>
+      <w:pPr>
+        <w:pStyle w:val="BodyText"/>
+        <w:widowControl/>
+        <w:suppressAutoHyphens w:val="true"/>
+        <w:bidi w:val="0"/>
+        <w:spacing w:before="0" w:after="140"/>
+        <w:jc w:val="start"/>
+        <w:rPr>
+          <w:rFonts w:cs="Noto Sans Devanagari"/>
+          <w:color w:val="2A6099"/>
+          <w:kern w:val="2"/>
+          <w:lang w:val="en-US" w:eastAsia="zh-CN" w:bidi="hi-IN"/>
+        </w:rPr>
+      </w:pPr>
+      <w:hyperlink r:id="rId2">
+        <w:r>
+          <w:rPr>
+            <w:rStyle w:val="Hyperlink"/>
+            <w:rFonts w:cs="Noto Sans Devanagari"/>
+            <w:color w:val="2A6099"/>
+            <w:kern w:val="2"/>
+            <w:lang w:val="en-US" w:eastAsia="zh-CN" w:bidi="hi-IN"/>
+          </w:rPr>
+          <w:t>https://github.com/farouk36/Shortest-Paths-Algorithms</w:t>
+        </w:r>
+      </w:hyperlink>
+    </w:p>
     <w:sectPr>
-      <w:headerReference w:type="even" r:id="rId2"/>
-      <w:headerReference w:type="default" r:id="rId3"/>
-      <w:headerReference w:type="first" r:id="rId4"/>
+      <w:headerReference w:type="even" r:id="rId3"/>
+      <w:headerReference w:type="default" r:id="rId4"/>
+      <w:headerReference w:type="first" r:id="rId5"/>
       <w:type w:val="nextPage"/>
       <w:pgSz w:w="11906" w:h="16838"/>
       <w:pgMar w:left="1134" w:right="1134" w:gutter="0" w:header="1134" w:top="1693" w:footer="0" w:bottom="1134"/>
